--- a/Workspace/Testing/Test plan/UnitTest/UnitTest_TestCases_TaskManagement_EWMS.docx
+++ b/Workspace/Testing/Test plan/UnitTest/UnitTest_TestCases_TaskManagement_EWMS.docx
@@ -1920,7 +1920,7 @@
       <w:r>
         <w:fldChar w:fldCharType="separate"/>
       </w:r>
-      <w:hyperlink w:anchor="_Toc221312282" w:history="1">
+      <w:hyperlink w:anchor="_Toc221351818" w:history="1">
         <w:r>
           <w:rPr>
             <w:rStyle w:val="Collegamentoipertestuale"/>
@@ -1947,7 +1947,7 @@
             <w:noProof/>
             <w:webHidden/>
           </w:rPr>
-          <w:instrText xml:space="preserve"> PAGEREF _Toc221312282 \h </w:instrText>
+          <w:instrText xml:space="preserve"> PAGEREF _Toc221351818 \h </w:instrText>
         </w:r>
         <w:r>
           <w:rPr>
@@ -1989,7 +1989,7 @@
           <w14:ligatures w14:val="standardContextual"/>
         </w:rPr>
       </w:pPr>
-      <w:hyperlink w:anchor="_Toc221312283" w:history="1">
+      <w:hyperlink w:anchor="_Toc221351819" w:history="1">
         <w:r>
           <w:rPr>
             <w:rStyle w:val="Collegamentoipertestuale"/>
@@ -2016,7 +2016,7 @@
             <w:noProof/>
             <w:webHidden/>
           </w:rPr>
-          <w:instrText xml:space="preserve"> PAGEREF _Toc221312283 \h </w:instrText>
+          <w:instrText xml:space="preserve"> PAGEREF _Toc221351819 \h </w:instrText>
         </w:r>
         <w:r>
           <w:rPr>
@@ -2054,16 +2054,19 @@
           <w:tab w:val="right" w:leader="dot" w:pos="9627"/>
         </w:tabs>
         <w:rPr>
+          <w:rFonts w:asciiTheme="minorHAnsi" w:eastAsiaTheme="minorEastAsia" w:hAnsiTheme="minorHAnsi"/>
           <w:noProof/>
+          <w:szCs w:val="24"/>
+          <w:lang w:eastAsia="it-IT"/>
         </w:rPr>
       </w:pPr>
-      <w:hyperlink w:anchor="_Toc221312284" w:history="1">
+      <w:hyperlink w:anchor="_Toc221351820" w:history="1">
         <w:r>
           <w:rPr>
             <w:rStyle w:val="Collegamentoipertestuale"/>
             <w:noProof/>
           </w:rPr>
-          <w:t>getTask</w:t>
+          <w:t>TCST_1: getTask</w:t>
         </w:r>
         <w:r>
           <w:rPr>
@@ -2084,7 +2087,7 @@
             <w:noProof/>
             <w:webHidden/>
           </w:rPr>
-          <w:instrText xml:space="preserve"> PAGEREF _Toc221312284 \h </w:instrText>
+          <w:instrText xml:space="preserve"> PAGEREF _Toc221351820 \h </w:instrText>
         </w:r>
         <w:r>
           <w:rPr>
@@ -2122,16 +2125,19 @@
           <w:tab w:val="right" w:leader="dot" w:pos="9627"/>
         </w:tabs>
         <w:rPr>
+          <w:rFonts w:asciiTheme="minorHAnsi" w:eastAsiaTheme="minorEastAsia" w:hAnsiTheme="minorHAnsi"/>
           <w:noProof/>
+          <w:szCs w:val="24"/>
+          <w:lang w:eastAsia="it-IT"/>
         </w:rPr>
       </w:pPr>
-      <w:hyperlink w:anchor="_Toc221312285" w:history="1">
+      <w:hyperlink w:anchor="_Toc221351821" w:history="1">
         <w:r>
           <w:rPr>
             <w:rStyle w:val="Collegamentoipertestuale"/>
             <w:noProof/>
           </w:rPr>
-          <w:t>holdTask</w:t>
+          <w:t>TCST_2: holdTask</w:t>
         </w:r>
         <w:r>
           <w:rPr>
@@ -2152,7 +2158,7 @@
             <w:noProof/>
             <w:webHidden/>
           </w:rPr>
-          <w:instrText xml:space="preserve"> PAGEREF _Toc221312285 \h </w:instrText>
+          <w:instrText xml:space="preserve"> PAGEREF _Toc221351821 \h </w:instrText>
         </w:r>
         <w:r>
           <w:rPr>
@@ -2194,7 +2200,7 @@
           <w14:ligatures w14:val="standardContextual"/>
         </w:rPr>
       </w:pPr>
-      <w:hyperlink w:anchor="_Toc221312286" w:history="1">
+      <w:hyperlink w:anchor="_Toc221351822" w:history="1">
         <w:r>
           <w:rPr>
             <w:rStyle w:val="Collegamentoipertestuale"/>
@@ -2221,7 +2227,7 @@
             <w:noProof/>
             <w:webHidden/>
           </w:rPr>
-          <w:instrText xml:space="preserve"> PAGEREF _Toc221312286 \h </w:instrText>
+          <w:instrText xml:space="preserve"> PAGEREF _Toc221351822 \h </w:instrText>
         </w:r>
         <w:r>
           <w:rPr>
@@ -2259,16 +2265,19 @@
           <w:tab w:val="right" w:leader="dot" w:pos="9627"/>
         </w:tabs>
         <w:rPr>
+          <w:rFonts w:asciiTheme="minorHAnsi" w:eastAsiaTheme="minorEastAsia" w:hAnsiTheme="minorHAnsi"/>
           <w:noProof/>
+          <w:szCs w:val="24"/>
+          <w:lang w:eastAsia="it-IT"/>
         </w:rPr>
       </w:pPr>
-      <w:hyperlink w:anchor="_Toc221312287" w:history="1">
+      <w:hyperlink w:anchor="_Toc221351823" w:history="1">
         <w:r>
           <w:rPr>
             <w:rStyle w:val="Collegamentoipertestuale"/>
             <w:noProof/>
           </w:rPr>
-          <w:t>getAllTaskSup</w:t>
+          <w:t>TSST_1: getAllTaskSup</w:t>
         </w:r>
         <w:r>
           <w:rPr>
@@ -2289,7 +2298,7 @@
             <w:noProof/>
             <w:webHidden/>
           </w:rPr>
-          <w:instrText xml:space="preserve"> PAGEREF _Toc221312287 \h </w:instrText>
+          <w:instrText xml:space="preserve"> PAGEREF _Toc221351823 \h </w:instrText>
         </w:r>
         <w:r>
           <w:rPr>
@@ -2327,16 +2336,19 @@
           <w:tab w:val="right" w:leader="dot" w:pos="9627"/>
         </w:tabs>
         <w:rPr>
+          <w:rFonts w:asciiTheme="minorHAnsi" w:eastAsiaTheme="minorEastAsia" w:hAnsiTheme="minorHAnsi"/>
           <w:noProof/>
+          <w:szCs w:val="24"/>
+          <w:lang w:eastAsia="it-IT"/>
         </w:rPr>
       </w:pPr>
-      <w:hyperlink w:anchor="_Toc221312288" w:history="1">
+      <w:hyperlink w:anchor="_Toc221351824" w:history="1">
         <w:r>
           <w:rPr>
             <w:rStyle w:val="Collegamentoipertestuale"/>
             <w:noProof/>
           </w:rPr>
-          <w:t>createTask</w:t>
+          <w:t>TSST_2: createTask</w:t>
         </w:r>
         <w:r>
           <w:rPr>
@@ -2357,7 +2369,7 @@
             <w:noProof/>
             <w:webHidden/>
           </w:rPr>
-          <w:instrText xml:space="preserve"> PAGEREF _Toc221312288 \h </w:instrText>
+          <w:instrText xml:space="preserve"> PAGEREF _Toc221351824 \h </w:instrText>
         </w:r>
         <w:r>
           <w:rPr>
@@ -2395,16 +2407,19 @@
           <w:tab w:val="right" w:leader="dot" w:pos="9627"/>
         </w:tabs>
         <w:rPr>
+          <w:rFonts w:asciiTheme="minorHAnsi" w:eastAsiaTheme="minorEastAsia" w:hAnsiTheme="minorHAnsi"/>
           <w:noProof/>
+          <w:szCs w:val="24"/>
+          <w:lang w:eastAsia="it-IT"/>
         </w:rPr>
       </w:pPr>
-      <w:hyperlink w:anchor="_Toc221312289" w:history="1">
+      <w:hyperlink w:anchor="_Toc221351825" w:history="1">
         <w:r>
           <w:rPr>
             <w:rStyle w:val="Collegamentoipertestuale"/>
             <w:noProof/>
           </w:rPr>
-          <w:t>getAllDipendentiInfo</w:t>
+          <w:t>TSST_3: getAllDipendentiInfo</w:t>
         </w:r>
         <w:r>
           <w:rPr>
@@ -2425,7 +2440,7 @@
             <w:noProof/>
             <w:webHidden/>
           </w:rPr>
-          <w:instrText xml:space="preserve"> PAGEREF _Toc221312289 \h </w:instrText>
+          <w:instrText xml:space="preserve"> PAGEREF _Toc221351825 \h </w:instrText>
         </w:r>
         <w:r>
           <w:rPr>
@@ -2463,16 +2478,19 @@
           <w:tab w:val="right" w:leader="dot" w:pos="9627"/>
         </w:tabs>
         <w:rPr>
+          <w:rFonts w:asciiTheme="minorHAnsi" w:eastAsiaTheme="minorEastAsia" w:hAnsiTheme="minorHAnsi"/>
           <w:noProof/>
+          <w:szCs w:val="24"/>
+          <w:lang w:eastAsia="it-IT"/>
         </w:rPr>
       </w:pPr>
-      <w:hyperlink w:anchor="_Toc221312290" w:history="1">
+      <w:hyperlink w:anchor="_Toc221351826" w:history="1">
         <w:r>
           <w:rPr>
             <w:rStyle w:val="Collegamentoipertestuale"/>
             <w:noProof/>
           </w:rPr>
-          <w:t>deleteTask</w:t>
+          <w:t>TSST_4: deleteTask</w:t>
         </w:r>
         <w:r>
           <w:rPr>
@@ -2493,7 +2511,7 @@
             <w:noProof/>
             <w:webHidden/>
           </w:rPr>
-          <w:instrText xml:space="preserve"> PAGEREF _Toc221312290 \h </w:instrText>
+          <w:instrText xml:space="preserve"> PAGEREF _Toc221351826 \h </w:instrText>
         </w:r>
         <w:r>
           <w:rPr>
@@ -2535,7 +2553,7 @@
           <w14:ligatures w14:val="standardContextual"/>
         </w:rPr>
       </w:pPr>
-      <w:hyperlink w:anchor="_Toc221312291" w:history="1">
+      <w:hyperlink w:anchor="_Toc221351827" w:history="1">
         <w:r>
           <w:rPr>
             <w:rStyle w:val="Collegamentoipertestuale"/>
@@ -2562,7 +2580,7 @@
             <w:noProof/>
             <w:webHidden/>
           </w:rPr>
-          <w:instrText xml:space="preserve"> PAGEREF _Toc221312291 \h </w:instrText>
+          <w:instrText xml:space="preserve"> PAGEREF _Toc221351827 \h </w:instrText>
         </w:r>
         <w:r>
           <w:rPr>
@@ -2600,16 +2618,19 @@
           <w:tab w:val="right" w:leader="dot" w:pos="9627"/>
         </w:tabs>
         <w:rPr>
+          <w:rFonts w:asciiTheme="minorHAnsi" w:eastAsiaTheme="minorEastAsia" w:hAnsiTheme="minorHAnsi"/>
           <w:noProof/>
+          <w:szCs w:val="24"/>
+          <w:lang w:eastAsia="it-IT"/>
         </w:rPr>
       </w:pPr>
-      <w:hyperlink w:anchor="_Toc221312292" w:history="1">
+      <w:hyperlink w:anchor="_Toc221351828" w:history="1">
         <w:r>
           <w:rPr>
             <w:rStyle w:val="Collegamentoipertestuale"/>
             <w:noProof/>
           </w:rPr>
-          <w:t>getAllTaskDip</w:t>
+          <w:t>TPST_1: getAllTaskDip</w:t>
         </w:r>
         <w:r>
           <w:rPr>
@@ -2630,7 +2651,7 @@
             <w:noProof/>
             <w:webHidden/>
           </w:rPr>
-          <w:instrText xml:space="preserve"> PAGEREF _Toc221312292 \h </w:instrText>
+          <w:instrText xml:space="preserve"> PAGEREF _Toc221351828 \h </w:instrText>
         </w:r>
         <w:r>
           <w:rPr>
@@ -2668,16 +2689,19 @@
           <w:tab w:val="right" w:leader="dot" w:pos="9627"/>
         </w:tabs>
         <w:rPr>
+          <w:rFonts w:asciiTheme="minorHAnsi" w:eastAsiaTheme="minorEastAsia" w:hAnsiTheme="minorHAnsi"/>
           <w:noProof/>
+          <w:szCs w:val="24"/>
+          <w:lang w:eastAsia="it-IT"/>
         </w:rPr>
       </w:pPr>
-      <w:hyperlink w:anchor="_Toc221312293" w:history="1">
+      <w:hyperlink w:anchor="_Toc221351829" w:history="1">
         <w:r>
           <w:rPr>
             <w:rStyle w:val="Collegamentoipertestuale"/>
             <w:noProof/>
           </w:rPr>
-          <w:t>inizializzaTask</w:t>
+          <w:t>TPST_2: inizializzaTask</w:t>
         </w:r>
         <w:r>
           <w:rPr>
@@ -2698,7 +2722,7 @@
             <w:noProof/>
             <w:webHidden/>
           </w:rPr>
-          <w:instrText xml:space="preserve"> PAGEREF _Toc221312293 \h </w:instrText>
+          <w:instrText xml:space="preserve"> PAGEREF _Toc221351829 \h </w:instrText>
         </w:r>
         <w:r>
           <w:rPr>
@@ -2736,16 +2760,19 @@
           <w:tab w:val="right" w:leader="dot" w:pos="9627"/>
         </w:tabs>
         <w:rPr>
+          <w:rFonts w:asciiTheme="minorHAnsi" w:eastAsiaTheme="minorEastAsia" w:hAnsiTheme="minorHAnsi"/>
           <w:noProof/>
+          <w:szCs w:val="24"/>
+          <w:lang w:eastAsia="it-IT"/>
         </w:rPr>
       </w:pPr>
-      <w:hyperlink w:anchor="_Toc221312294" w:history="1">
+      <w:hyperlink w:anchor="_Toc221351830" w:history="1">
         <w:r>
           <w:rPr>
             <w:rStyle w:val="Collegamentoipertestuale"/>
             <w:noProof/>
           </w:rPr>
-          <w:t>completaTask</w:t>
+          <w:t>TPST_3: completaTask</w:t>
         </w:r>
         <w:r>
           <w:rPr>
@@ -2766,7 +2793,7 @@
             <w:noProof/>
             <w:webHidden/>
           </w:rPr>
-          <w:instrText xml:space="preserve"> PAGEREF _Toc221312294 \h </w:instrText>
+          <w:instrText xml:space="preserve"> PAGEREF _Toc221351830 \h </w:instrText>
         </w:r>
         <w:r>
           <w:rPr>
@@ -2837,7 +2864,7 @@
       <w:pPr>
         <w:pStyle w:val="Titolo1"/>
       </w:pPr>
-      <w:bookmarkStart w:id="0" w:name="_Toc221312282"/>
+      <w:bookmarkStart w:id="0" w:name="_Toc221351818"/>
       <w:r>
         <w:lastRenderedPageBreak/>
         <w:t>Introduzione</w:t>
@@ -2898,7 +2925,7 @@
       <w:pPr>
         <w:pStyle w:val="Titolo2"/>
       </w:pPr>
-      <w:bookmarkStart w:id="1" w:name="_Toc221312283"/>
+      <w:bookmarkStart w:id="1" w:name="_Toc221351819"/>
       <w:r>
         <w:t xml:space="preserve">Classe: </w:t>
       </w:r>
@@ -2918,7 +2945,10 @@
       <w:pPr>
         <w:pStyle w:val="Titolo3"/>
       </w:pPr>
-      <w:bookmarkStart w:id="2" w:name="_Toc221312284"/>
+      <w:bookmarkStart w:id="2" w:name="_Toc221351820"/>
+      <w:r>
+        <w:t xml:space="preserve">TCST_1: </w:t>
+      </w:r>
       <w:proofErr w:type="spellStart"/>
       <w:r>
         <w:t>getTask</w:t>
@@ -3552,10 +3582,13 @@
       <w:pPr>
         <w:pStyle w:val="Titolo3"/>
       </w:pPr>
-      <w:bookmarkStart w:id="3" w:name="_Toc221312285"/>
+      <w:bookmarkStart w:id="3" w:name="_Toc221351821"/>
+      <w:r>
+        <w:lastRenderedPageBreak/>
+        <w:t xml:space="preserve">TCST_2: </w:t>
+      </w:r>
       <w:proofErr w:type="spellStart"/>
       <w:r>
-        <w:lastRenderedPageBreak/>
         <w:t>holdTask</w:t>
       </w:r>
       <w:bookmarkEnd w:id="3"/>
@@ -4601,7 +4634,7 @@
       <w:pPr>
         <w:pStyle w:val="Titolo2"/>
       </w:pPr>
-      <w:bookmarkStart w:id="4" w:name="_Toc221312286"/>
+      <w:bookmarkStart w:id="4" w:name="_Toc221351822"/>
       <w:r>
         <w:lastRenderedPageBreak/>
         <w:t xml:space="preserve">Classe: </w:t>
@@ -4618,7 +4651,10 @@
       <w:pPr>
         <w:pStyle w:val="Titolo3"/>
       </w:pPr>
-      <w:bookmarkStart w:id="5" w:name="_Toc221312287"/>
+      <w:bookmarkStart w:id="5" w:name="_Toc221351823"/>
+      <w:r>
+        <w:t xml:space="preserve">TSST_1: </w:t>
+      </w:r>
       <w:proofErr w:type="spellStart"/>
       <w:r>
         <w:t>getAllTaskSup</w:t>
@@ -5802,10 +5838,16 @@
       <w:pPr>
         <w:pStyle w:val="Titolo3"/>
       </w:pPr>
-      <w:bookmarkStart w:id="6" w:name="_Toc221312288"/>
+      <w:bookmarkStart w:id="6" w:name="_Toc221351824"/>
+      <w:r>
+        <w:lastRenderedPageBreak/>
+        <w:t>TSST_</w:t>
+      </w:r>
+      <w:r>
+        <w:t xml:space="preserve">2: </w:t>
+      </w:r>
       <w:proofErr w:type="spellStart"/>
       <w:r>
-        <w:lastRenderedPageBreak/>
         <w:t>createTask</w:t>
       </w:r>
       <w:bookmarkEnd w:id="6"/>
@@ -8132,7 +8174,13 @@
       <w:pPr>
         <w:pStyle w:val="Titolo3"/>
       </w:pPr>
-      <w:bookmarkStart w:id="7" w:name="_Toc221312289"/>
+      <w:bookmarkStart w:id="7" w:name="_Toc221351825"/>
+      <w:r>
+        <w:t>TSST_</w:t>
+      </w:r>
+      <w:r>
+        <w:t xml:space="preserve">3: </w:t>
+      </w:r>
       <w:proofErr w:type="spellStart"/>
       <w:r>
         <w:t>getAllDipendentiInfo</w:t>
@@ -8752,7 +8800,13 @@
       <w:pPr>
         <w:pStyle w:val="Titolo3"/>
       </w:pPr>
-      <w:bookmarkStart w:id="8" w:name="_Toc221312290"/>
+      <w:bookmarkStart w:id="8" w:name="_Toc221351826"/>
+      <w:r>
+        <w:t>TSST_</w:t>
+      </w:r>
+      <w:r>
+        <w:t xml:space="preserve">4: </w:t>
+      </w:r>
       <w:proofErr w:type="spellStart"/>
       <w:r>
         <w:t>deleteTask</w:t>
@@ -9389,7 +9443,7 @@
       <w:pPr>
         <w:pStyle w:val="Titolo2"/>
       </w:pPr>
-      <w:bookmarkStart w:id="9" w:name="_Toc221312291"/>
+      <w:bookmarkStart w:id="9" w:name="_Toc221351827"/>
       <w:r>
         <w:lastRenderedPageBreak/>
         <w:t xml:space="preserve">Classe: </w:t>
@@ -9406,7 +9460,10 @@
       <w:pPr>
         <w:pStyle w:val="Titolo3"/>
       </w:pPr>
-      <w:bookmarkStart w:id="10" w:name="_Toc221312292"/>
+      <w:bookmarkStart w:id="10" w:name="_Toc221351828"/>
+      <w:r>
+        <w:t xml:space="preserve">TPST_1: </w:t>
+      </w:r>
       <w:proofErr w:type="spellStart"/>
       <w:r>
         <w:t>getAllTaskDip</w:t>
@@ -10578,10 +10635,16 @@
       <w:pPr>
         <w:pStyle w:val="Titolo3"/>
       </w:pPr>
-      <w:bookmarkStart w:id="11" w:name="_Toc221312293"/>
+      <w:bookmarkStart w:id="11" w:name="_Toc221351829"/>
+      <w:r>
+        <w:lastRenderedPageBreak/>
+        <w:t>TPST_</w:t>
+      </w:r>
+      <w:r>
+        <w:t xml:space="preserve">2: </w:t>
+      </w:r>
       <w:proofErr w:type="spellStart"/>
       <w:r>
-        <w:lastRenderedPageBreak/>
         <w:t>inizializzaTask</w:t>
       </w:r>
       <w:bookmarkEnd w:id="11"/>
@@ -11705,10 +11768,16 @@
       <w:pPr>
         <w:pStyle w:val="Titolo3"/>
       </w:pPr>
-      <w:bookmarkStart w:id="12" w:name="_Toc221312294"/>
+      <w:bookmarkStart w:id="12" w:name="_Toc221351830"/>
+      <w:r>
+        <w:lastRenderedPageBreak/>
+        <w:t>TPST_</w:t>
+      </w:r>
+      <w:r>
+        <w:t xml:space="preserve">3: </w:t>
+      </w:r>
       <w:proofErr w:type="spellStart"/>
       <w:r>
-        <w:lastRenderedPageBreak/>
         <w:t>completaTask</w:t>
       </w:r>
       <w:bookmarkEnd w:id="12"/>
